--- a/backend/static/templates/onboarding/real_estate_onboarding_kit.docx
+++ b/backend/static/templates/onboarding/real_estate_onboarding_kit.docx
@@ -27,7 +27,7 @@
           <w:color w:val="64748B"/>
           <w:sz w:val="22"/>
         </w:rPr>
-        <w:t>Industry Vertical: real_estate | Residences, commercial spaces, floor plans, pricing &amp; site visits</w:t>
+        <w:t>Industry Vertical: real_estate | Premium residential residences, luxury villas &amp; commercial spaces</w:t>
       </w:r>
     </w:p>
     <w:tbl>
@@ -187,7 +187,7 @@
               <w:rPr>
                 <w:sz w:val="18"/>
               </w:rPr>
-              <w:t>Skyline Realty Group</w:t>
+              <w:t>Skyline Realty &amp; Developers</w:t>
             </w:r>
           </w:p>
         </w:tc>
@@ -233,7 +233,7 @@
               <w:rPr>
                 <w:sz w:val="18"/>
               </w:rPr>
-              <w:t>Skyline Realty Group</w:t>
+              <w:t>Skyline Realty &amp; Developers</w:t>
             </w:r>
           </w:p>
         </w:tc>
@@ -325,7 +325,7 @@
               <w:rPr>
                 <w:sz w:val="18"/>
               </w:rPr>
-              <w:t>Skyline Advisor</w:t>
+              <w:t>Skyline Property Advisor</w:t>
             </w:r>
           </w:p>
         </w:tc>
@@ -371,7 +371,7 @@
               <w:rPr>
                 <w:sz w:val="18"/>
               </w:rPr>
-              <w:t>Residences, commercial spaces, floor plans, pricing &amp; site visits</w:t>
+              <w:t>Premium residential residences, luxury villas &amp; commercial spaces</w:t>
             </w:r>
           </w:p>
         </w:tc>
@@ -463,7 +463,7 @@
               <w:rPr>
                 <w:sz w:val="18"/>
               </w:rPr>
-              <w:t>support@skylinerealty.com</w:t>
+              <w:t>sales@skylinerealty.com</w:t>
             </w:r>
           </w:p>
         </w:tc>
@@ -509,7 +509,7 @@
               <w:rPr>
                 <w:sz w:val="18"/>
               </w:rPr>
-              <w:t>+91 9876543210</w:t>
+              <w:t>+91 98765 43210</w:t>
             </w:r>
           </w:p>
         </w:tc>
@@ -1091,6 +1091,15 @@
         <w:t>[SECTION: CATALOG &amp; OFFERINGS]</w:t>
       </w:r>
     </w:p>
+    <w:p>
+      <w:r>
+        <w:rPr>
+          <w:i/>
+          <w:sz w:val="17"/>
+        </w:rPr>
+        <w:t>Image URL column: paste a public https link to the product/property photo (JPG/PNG/WebP). Leave blank if none. On publish, images are stored on the offering and shown in chat/catalog.</w:t>
+      </w:r>
+    </w:p>
     <w:tbl>
       <w:tblPr>
         <w:tblW w:type="auto" w:w="0"/>
@@ -1106,20 +1115,21 @@
         </w:tblBorders>
       </w:tblPr>
       <w:tblGrid>
-        <w:gridCol w:w="1120"/>
-        <w:gridCol w:w="1120"/>
-        <w:gridCol w:w="1120"/>
-        <w:gridCol w:w="1120"/>
-        <w:gridCol w:w="1120"/>
-        <w:gridCol w:w="1120"/>
-        <w:gridCol w:w="1120"/>
-        <w:gridCol w:w="1120"/>
-        <w:gridCol w:w="1120"/>
+        <w:gridCol w:w="1008"/>
+        <w:gridCol w:w="1008"/>
+        <w:gridCol w:w="1008"/>
+        <w:gridCol w:w="1008"/>
+        <w:gridCol w:w="1008"/>
+        <w:gridCol w:w="1008"/>
+        <w:gridCol w:w="1008"/>
+        <w:gridCol w:w="1008"/>
+        <w:gridCol w:w="1008"/>
+        <w:gridCol w:w="1008"/>
       </w:tblGrid>
       <w:tr>
         <w:tc>
           <w:tcPr>
-            <w:tcW w:type="dxa" w:w="1120"/>
+            <w:tcW w:type="dxa" w:w="1008"/>
             <w:shd w:fill="0F766E"/>
           </w:tcPr>
           <w:p>
@@ -1135,7 +1145,7 @@
         </w:tc>
         <w:tc>
           <w:tcPr>
-            <w:tcW w:type="dxa" w:w="1120"/>
+            <w:tcW w:type="dxa" w:w="1008"/>
             <w:shd w:fill="0F766E"/>
           </w:tcPr>
           <w:p>
@@ -1151,7 +1161,7 @@
         </w:tc>
         <w:tc>
           <w:tcPr>
-            <w:tcW w:type="dxa" w:w="1120"/>
+            <w:tcW w:type="dxa" w:w="1008"/>
             <w:shd w:fill="0F766E"/>
           </w:tcPr>
           <w:p>
@@ -1167,7 +1177,7 @@
         </w:tc>
         <w:tc>
           <w:tcPr>
-            <w:tcW w:type="dxa" w:w="1120"/>
+            <w:tcW w:type="dxa" w:w="1008"/>
             <w:shd w:fill="0F766E"/>
           </w:tcPr>
           <w:p>
@@ -1183,7 +1193,7 @@
         </w:tc>
         <w:tc>
           <w:tcPr>
-            <w:tcW w:type="dxa" w:w="1120"/>
+            <w:tcW w:type="dxa" w:w="1008"/>
             <w:shd w:fill="0F766E"/>
           </w:tcPr>
           <w:p>
@@ -1199,7 +1209,7 @@
         </w:tc>
         <w:tc>
           <w:tcPr>
-            <w:tcW w:type="dxa" w:w="1120"/>
+            <w:tcW w:type="dxa" w:w="1008"/>
             <w:shd w:fill="0F766E"/>
           </w:tcPr>
           <w:p>
@@ -1215,7 +1225,7 @@
         </w:tc>
         <w:tc>
           <w:tcPr>
-            <w:tcW w:type="dxa" w:w="1120"/>
+            <w:tcW w:type="dxa" w:w="1008"/>
             <w:shd w:fill="0F766E"/>
           </w:tcPr>
           <w:p>
@@ -1231,7 +1241,7 @@
         </w:tc>
         <w:tc>
           <w:tcPr>
-            <w:tcW w:type="dxa" w:w="1120"/>
+            <w:tcW w:type="dxa" w:w="1008"/>
             <w:shd w:fill="0F766E"/>
           </w:tcPr>
           <w:p>
@@ -1247,7 +1257,7 @@
         </w:tc>
         <w:tc>
           <w:tcPr>
-            <w:tcW w:type="dxa" w:w="1120"/>
+            <w:tcW w:type="dxa" w:w="1008"/>
             <w:shd w:fill="0F766E"/>
           </w:tcPr>
           <w:p>
@@ -1261,11 +1271,27 @@
             </w:r>
           </w:p>
         </w:tc>
+        <w:tc>
+          <w:tcPr>
+            <w:tcW w:type="dxa" w:w="1008"/>
+            <w:shd w:fill="0F766E"/>
+          </w:tcPr>
+          <w:p>
+            <w:r>
+              <w:rPr>
+                <w:b/>
+                <w:color w:val="FFFFFF"/>
+                <w:sz w:val="16"/>
+              </w:rPr>
+              <w:t>Image URL</w:t>
+            </w:r>
+          </w:p>
+        </w:tc>
       </w:tr>
       <w:tr>
         <w:tc>
           <w:tcPr>
-            <w:tcW w:type="dxa" w:w="1120"/>
+            <w:tcW w:type="dxa" w:w="1008"/>
             <w:shd w:fill="FFFFFF"/>
           </w:tcPr>
           <w:p>
@@ -1279,7 +1305,7 @@
         </w:tc>
         <w:tc>
           <w:tcPr>
-            <w:tcW w:type="dxa" w:w="1120"/>
+            <w:tcW w:type="dxa" w:w="1008"/>
             <w:shd w:fill="FFFFFF"/>
           </w:tcPr>
           <w:p>
@@ -1293,7 +1319,7 @@
         </w:tc>
         <w:tc>
           <w:tcPr>
-            <w:tcW w:type="dxa" w:w="1120"/>
+            <w:tcW w:type="dxa" w:w="1008"/>
             <w:shd w:fill="FFFFFF"/>
           </w:tcPr>
           <w:p>
@@ -1307,7 +1333,7 @@
         </w:tc>
         <w:tc>
           <w:tcPr>
-            <w:tcW w:type="dxa" w:w="1120"/>
+            <w:tcW w:type="dxa" w:w="1008"/>
             <w:shd w:fill="FFFFFF"/>
           </w:tcPr>
           <w:p>
@@ -1315,13 +1341,13 @@
               <w:rPr>
                 <w:sz w:val="16"/>
               </w:rPr>
-              <w:t>1,250 - 1,680</w:t>
+              <w:t>820 - 1,150</w:t>
             </w:r>
           </w:p>
         </w:tc>
         <w:tc>
           <w:tcPr>
-            <w:tcW w:type="dxa" w:w="1120"/>
+            <w:tcW w:type="dxa" w:w="1008"/>
             <w:shd w:fill="FFFFFF"/>
           </w:tcPr>
           <w:p>
@@ -1329,13 +1355,13 @@
               <w:rPr>
                 <w:sz w:val="16"/>
               </w:rPr>
-              <w:t>₹85 Lakhs - ₹1.25 Cr</w:t>
+              <w:t>₹68 Lakhs - ₹96 Lakhs</w:t>
             </w:r>
           </w:p>
         </w:tc>
         <w:tc>
           <w:tcPr>
-            <w:tcW w:type="dxa" w:w="1120"/>
+            <w:tcW w:type="dxa" w:w="1008"/>
             <w:shd w:fill="FFFFFF"/>
           </w:tcPr>
           <w:p>
@@ -1343,13 +1369,13 @@
               <w:rPr>
                 <w:sz w:val="16"/>
               </w:rPr>
-              <w:t>Prime Avenue, Whitefield</w:t>
+              <w:t>S.G. Highway, Ahmedabad</w:t>
             </w:r>
           </w:p>
         </w:tc>
         <w:tc>
           <w:tcPr>
-            <w:tcW w:type="dxa" w:w="1120"/>
+            <w:tcW w:type="dxa" w:w="1008"/>
             <w:shd w:fill="FFFFFF"/>
           </w:tcPr>
           <w:p>
@@ -1357,13 +1383,13 @@
               <w:rPr>
                 <w:sz w:val="16"/>
               </w:rPr>
-              <w:t>Clubhouse, Swimming Pool, Gym, Tennis Court</w:t>
+              <w:t>Clubhouse, Pool, Gym, Landscaped Gardens</w:t>
             </w:r>
           </w:p>
         </w:tc>
         <w:tc>
           <w:tcPr>
-            <w:tcW w:type="dxa" w:w="1120"/>
+            <w:tcW w:type="dxa" w:w="1008"/>
             <w:shd w:fill="FFFFFF"/>
           </w:tcPr>
           <w:p>
@@ -1371,13 +1397,13 @@
               <w:rPr>
                 <w:sz w:val="16"/>
               </w:rPr>
-              <w:t>Ready to Move</w:t>
+              <w:t>Ready / Dec 2026</w:t>
             </w:r>
           </w:p>
         </w:tc>
         <w:tc>
           <w:tcPr>
-            <w:tcW w:type="dxa" w:w="1120"/>
+            <w:tcW w:type="dxa" w:w="1008"/>
             <w:shd w:fill="FFFFFF"/>
           </w:tcPr>
           <w:p>
@@ -1385,7 +1411,21 @@
               <w:rPr>
                 <w:sz w:val="16"/>
               </w:rPr>
-              <w:t>PRM/KA/RERA/1251/2023</w:t>
+              <w:t>PR/GJ/AHMEDABAD/RAA09876/2024</w:t>
+            </w:r>
+          </w:p>
+        </w:tc>
+        <w:tc>
+          <w:tcPr>
+            <w:tcW w:type="dxa" w:w="1008"/>
+            <w:shd w:fill="FFFFFF"/>
+          </w:tcPr>
+          <w:p>
+            <w:r>
+              <w:rPr>
+                <w:sz w:val="16"/>
+              </w:rPr>
+              <w:t>https://images.unsplash.com/photo-1545324418-cc1a3fa10c00?auto=format&amp;fit=crop&amp;w=800&amp;q=80</w:t>
             </w:r>
           </w:p>
         </w:tc>
@@ -1393,7 +1433,7 @@
       <w:tr>
         <w:tc>
           <w:tcPr>
-            <w:tcW w:type="dxa" w:w="1120"/>
+            <w:tcW w:type="dxa" w:w="1008"/>
             <w:shd w:fill="F0FDFA"/>
           </w:tcPr>
           <w:p>
@@ -1407,7 +1447,7 @@
         </w:tc>
         <w:tc>
           <w:tcPr>
-            <w:tcW w:type="dxa" w:w="1120"/>
+            <w:tcW w:type="dxa" w:w="1008"/>
             <w:shd w:fill="F0FDFA"/>
           </w:tcPr>
           <w:p>
@@ -1421,7 +1461,7 @@
         </w:tc>
         <w:tc>
           <w:tcPr>
-            <w:tcW w:type="dxa" w:w="1120"/>
+            <w:tcW w:type="dxa" w:w="1008"/>
             <w:shd w:fill="F0FDFA"/>
           </w:tcPr>
           <w:p>
@@ -1435,7 +1475,7 @@
         </w:tc>
         <w:tc>
           <w:tcPr>
-            <w:tcW w:type="dxa" w:w="1120"/>
+            <w:tcW w:type="dxa" w:w="1008"/>
             <w:shd w:fill="F0FDFA"/>
           </w:tcPr>
           <w:p>
@@ -1443,13 +1483,13 @@
               <w:rPr>
                 <w:sz w:val="16"/>
               </w:rPr>
-              <w:t>3,400 - 4,200</w:t>
+              <w:t>2,150 - 3,200</w:t>
             </w:r>
           </w:p>
         </w:tc>
         <w:tc>
           <w:tcPr>
-            <w:tcW w:type="dxa" w:w="1120"/>
+            <w:tcW w:type="dxa" w:w="1008"/>
             <w:shd w:fill="F0FDFA"/>
           </w:tcPr>
           <w:p>
@@ -1457,13 +1497,13 @@
               <w:rPr>
                 <w:sz w:val="16"/>
               </w:rPr>
-              <w:t>₹2.8 Cr - ₹3.6 Cr</w:t>
+              <w:t>₹1.75 Cr - ₹2.85 Cr</w:t>
             </w:r>
           </w:p>
         </w:tc>
         <w:tc>
           <w:tcPr>
-            <w:tcW w:type="dxa" w:w="1120"/>
+            <w:tcW w:type="dxa" w:w="1008"/>
             <w:shd w:fill="F0FDFA"/>
           </w:tcPr>
           <w:p>
@@ -1471,13 +1511,13 @@
               <w:rPr>
                 <w:sz w:val="16"/>
               </w:rPr>
-              <w:t>Indiranagar 100ft Rd</w:t>
+              <w:t>Sindhu Bhavan Extension</w:t>
             </w:r>
           </w:p>
         </w:tc>
         <w:tc>
           <w:tcPr>
-            <w:tcW w:type="dxa" w:w="1120"/>
+            <w:tcW w:type="dxa" w:w="1008"/>
             <w:shd w:fill="F0FDFA"/>
           </w:tcPr>
           <w:p>
@@ -1485,13 +1525,13 @@
               <w:rPr>
                 <w:sz w:val="16"/>
               </w:rPr>
-              <w:t>Private Deck, Sky Lounge, Concierge, 3 Car Parks</w:t>
+              <w:t>Private Jacuzzi, Terrace Garden, Concierge</w:t>
             </w:r>
           </w:p>
         </w:tc>
         <w:tc>
           <w:tcPr>
-            <w:tcW w:type="dxa" w:w="1120"/>
+            <w:tcW w:type="dxa" w:w="1008"/>
             <w:shd w:fill="F0FDFA"/>
           </w:tcPr>
           <w:p>
@@ -1499,13 +1539,13 @@
               <w:rPr>
                 <w:sz w:val="16"/>
               </w:rPr>
-              <w:t>Dec 2026</w:t>
+              <w:t>Mar 2027</w:t>
             </w:r>
           </w:p>
         </w:tc>
         <w:tc>
           <w:tcPr>
-            <w:tcW w:type="dxa" w:w="1120"/>
+            <w:tcW w:type="dxa" w:w="1008"/>
             <w:shd w:fill="F0FDFA"/>
           </w:tcPr>
           <w:p>
@@ -1513,7 +1553,21 @@
               <w:rPr>
                 <w:sz w:val="16"/>
               </w:rPr>
-              <w:t>PRM/KA/RERA/1251/2024</w:t>
+              <w:t>PR/GJ/AHMEDABAD/RAA11245/2024</w:t>
+            </w:r>
+          </w:p>
+        </w:tc>
+        <w:tc>
+          <w:tcPr>
+            <w:tcW w:type="dxa" w:w="1008"/>
+            <w:shd w:fill="F0FDFA"/>
+          </w:tcPr>
+          <w:p>
+            <w:r>
+              <w:rPr>
+                <w:sz w:val="16"/>
+              </w:rPr>
+              <w:t>https://images.unsplash.com/photo-1512917774080-9991f1c4c750?auto=format&amp;fit=crop&amp;w=800&amp;q=80</w:t>
             </w:r>
           </w:p>
         </w:tc>
@@ -1521,7 +1575,7 @@
       <w:tr>
         <w:tc>
           <w:tcPr>
-            <w:tcW w:type="dxa" w:w="1120"/>
+            <w:tcW w:type="dxa" w:w="1008"/>
             <w:shd w:fill="FFFFFF"/>
           </w:tcPr>
           <w:p>
@@ -1535,7 +1589,7 @@
         </w:tc>
         <w:tc>
           <w:tcPr>
-            <w:tcW w:type="dxa" w:w="1120"/>
+            <w:tcW w:type="dxa" w:w="1008"/>
             <w:shd w:fill="FFFFFF"/>
           </w:tcPr>
           <w:p>
@@ -1549,7 +1603,7 @@
         </w:tc>
         <w:tc>
           <w:tcPr>
-            <w:tcW w:type="dxa" w:w="1120"/>
+            <w:tcW w:type="dxa" w:w="1008"/>
             <w:shd w:fill="FFFFFF"/>
           </w:tcPr>
           <w:p>
@@ -1563,7 +1617,7 @@
         </w:tc>
         <w:tc>
           <w:tcPr>
-            <w:tcW w:type="dxa" w:w="1120"/>
+            <w:tcW w:type="dxa" w:w="1008"/>
             <w:shd w:fill="FFFFFF"/>
           </w:tcPr>
           <w:p>
@@ -1577,7 +1631,7 @@
         </w:tc>
         <w:tc>
           <w:tcPr>
-            <w:tcW w:type="dxa" w:w="1120"/>
+            <w:tcW w:type="dxa" w:w="1008"/>
             <w:shd w:fill="FFFFFF"/>
           </w:tcPr>
           <w:p>
@@ -1591,7 +1645,7 @@
         </w:tc>
         <w:tc>
           <w:tcPr>
-            <w:tcW w:type="dxa" w:w="1120"/>
+            <w:tcW w:type="dxa" w:w="1008"/>
             <w:shd w:fill="FFFFFF"/>
           </w:tcPr>
           <w:p>
@@ -1599,13 +1653,13 @@
               <w:rPr>
                 <w:sz w:val="16"/>
               </w:rPr>
-              <w:t>Outer Ring Road (ORR)</w:t>
+              <w:t>S.G. Highway ORR</w:t>
             </w:r>
           </w:p>
         </w:tc>
         <w:tc>
           <w:tcPr>
-            <w:tcW w:type="dxa" w:w="1120"/>
+            <w:tcW w:type="dxa" w:w="1008"/>
             <w:shd w:fill="FFFFFF"/>
           </w:tcPr>
           <w:p>
@@ -1613,13 +1667,13 @@
               <w:rPr>
                 <w:sz w:val="16"/>
               </w:rPr>
-              <w:t>100% Power Backup, LEED Gold, High-Speed Elevators</w:t>
+              <w:t>100% Power Backup, High-Speed Lifts</w:t>
             </w:r>
           </w:p>
         </w:tc>
         <w:tc>
           <w:tcPr>
-            <w:tcW w:type="dxa" w:w="1120"/>
+            <w:tcW w:type="dxa" w:w="1008"/>
             <w:shd w:fill="FFFFFF"/>
           </w:tcPr>
           <w:p>
@@ -1633,7 +1687,7 @@
         </w:tc>
         <w:tc>
           <w:tcPr>
-            <w:tcW w:type="dxa" w:w="1120"/>
+            <w:tcW w:type="dxa" w:w="1008"/>
             <w:shd w:fill="FFFFFF"/>
           </w:tcPr>
           <w:p>
@@ -1641,7 +1695,21 @@
               <w:rPr>
                 <w:sz w:val="16"/>
               </w:rPr>
-              <w:t>PRM/KA/RERA/1251/2022</w:t>
+              <w:t>PR/GJ/AHMEDABAD/COM/2022</w:t>
+            </w:r>
+          </w:p>
+        </w:tc>
+        <w:tc>
+          <w:tcPr>
+            <w:tcW w:type="dxa" w:w="1008"/>
+            <w:shd w:fill="FFFFFF"/>
+          </w:tcPr>
+          <w:p>
+            <w:r>
+              <w:rPr>
+                <w:sz w:val="16"/>
+              </w:rPr>
+              <w:t>https://images.unsplash.com/photo-1486406146926-c627a92ad1ab?auto=format&amp;fit=crop&amp;w=800&amp;q=80</w:t>
             </w:r>
           </w:p>
         </w:tc>
@@ -1649,7 +1717,7 @@
       <w:tr>
         <w:tc>
           <w:tcPr>
-            <w:tcW w:type="dxa" w:w="1120"/>
+            <w:tcW w:type="dxa" w:w="1008"/>
             <w:shd w:fill="F0FDFA"/>
           </w:tcPr>
           <w:p>
@@ -1663,7 +1731,7 @@
         </w:tc>
         <w:tc>
           <w:tcPr>
-            <w:tcW w:type="dxa" w:w="1120"/>
+            <w:tcW w:type="dxa" w:w="1008"/>
             <w:shd w:fill="F0FDFA"/>
           </w:tcPr>
           <w:p>
@@ -1677,7 +1745,7 @@
         </w:tc>
         <w:tc>
           <w:tcPr>
-            <w:tcW w:type="dxa" w:w="1120"/>
+            <w:tcW w:type="dxa" w:w="1008"/>
             <w:shd w:fill="F0FDFA"/>
           </w:tcPr>
           <w:p>
@@ -1691,7 +1759,7 @@
         </w:tc>
         <w:tc>
           <w:tcPr>
-            <w:tcW w:type="dxa" w:w="1120"/>
+            <w:tcW w:type="dxa" w:w="1008"/>
             <w:shd w:fill="F0FDFA"/>
           </w:tcPr>
           <w:p>
@@ -1699,13 +1767,13 @@
               <w:rPr>
                 <w:sz w:val="16"/>
               </w:rPr>
-              <w:t>2,850 sq.ft.</w:t>
+              <w:t>2,850</w:t>
             </w:r>
           </w:p>
         </w:tc>
         <w:tc>
           <w:tcPr>
-            <w:tcW w:type="dxa" w:w="1120"/>
+            <w:tcW w:type="dxa" w:w="1008"/>
             <w:shd w:fill="F0FDFA"/>
           </w:tcPr>
           <w:p>
@@ -1719,7 +1787,7 @@
         </w:tc>
         <w:tc>
           <w:tcPr>
-            <w:tcW w:type="dxa" w:w="1120"/>
+            <w:tcW w:type="dxa" w:w="1008"/>
             <w:shd w:fill="F0FDFA"/>
           </w:tcPr>
           <w:p>
@@ -1727,13 +1795,13 @@
               <w:rPr>
                 <w:sz w:val="16"/>
               </w:rPr>
-              <w:t>Sarjapur Road</w:t>
+              <w:t>Near Science City</w:t>
             </w:r>
           </w:p>
         </w:tc>
         <w:tc>
           <w:tcPr>
-            <w:tcW w:type="dxa" w:w="1120"/>
+            <w:tcW w:type="dxa" w:w="1008"/>
             <w:shd w:fill="F0FDFA"/>
           </w:tcPr>
           <w:p>
@@ -1741,13 +1809,13 @@
               <w:rPr>
                 <w:sz w:val="16"/>
               </w:rPr>
-              <w:t>Private Garden, Solar Powered, Clubhouse &amp; Lake View</w:t>
+              <w:t>Private Garden, Solar, Clubhouse</w:t>
             </w:r>
           </w:p>
         </w:tc>
         <w:tc>
           <w:tcPr>
-            <w:tcW w:type="dxa" w:w="1120"/>
+            <w:tcW w:type="dxa" w:w="1008"/>
             <w:shd w:fill="F0FDFA"/>
           </w:tcPr>
           <w:p>
@@ -1761,7 +1829,7 @@
         </w:tc>
         <w:tc>
           <w:tcPr>
-            <w:tcW w:type="dxa" w:w="1120"/>
+            <w:tcW w:type="dxa" w:w="1008"/>
             <w:shd w:fill="F0FDFA"/>
           </w:tcPr>
           <w:p>
@@ -1769,7 +1837,21 @@
               <w:rPr>
                 <w:sz w:val="16"/>
               </w:rPr>
-              <w:t>PRM/KA/RERA/1251/2025</w:t>
+              <w:t>PR/GJ/AHMEDABAD/RAA1251/2025</w:t>
+            </w:r>
+          </w:p>
+        </w:tc>
+        <w:tc>
+          <w:tcPr>
+            <w:tcW w:type="dxa" w:w="1008"/>
+            <w:shd w:fill="F0FDFA"/>
+          </w:tcPr>
+          <w:p>
+            <w:r>
+              <w:rPr>
+                <w:sz w:val="16"/>
+              </w:rPr>
+              <w:t>https://images.unsplash.com/photo-1613490493576-7fde63acd811?auto=format&amp;fit=crop&amp;w=800&amp;q=80</w:t>
             </w:r>
           </w:p>
         </w:tc>
@@ -1777,7 +1859,7 @@
       <w:tr>
         <w:tc>
           <w:tcPr>
-            <w:tcW w:type="dxa" w:w="1120"/>
+            <w:tcW w:type="dxa" w:w="1008"/>
             <w:shd w:fill="FEF3C7"/>
           </w:tcPr>
           <w:p>
@@ -1792,7 +1874,7 @@
         </w:tc>
         <w:tc>
           <w:tcPr>
-            <w:tcW w:type="dxa" w:w="1120"/>
+            <w:tcW w:type="dxa" w:w="1008"/>
             <w:shd w:fill="FEF3C7"/>
           </w:tcPr>
           <w:p>
@@ -1806,7 +1888,7 @@
         </w:tc>
         <w:tc>
           <w:tcPr>
-            <w:tcW w:type="dxa" w:w="1120"/>
+            <w:tcW w:type="dxa" w:w="1008"/>
             <w:shd w:fill="FEF3C7"/>
           </w:tcPr>
           <w:p>
@@ -1820,7 +1902,7 @@
         </w:tc>
         <w:tc>
           <w:tcPr>
-            <w:tcW w:type="dxa" w:w="1120"/>
+            <w:tcW w:type="dxa" w:w="1008"/>
             <w:shd w:fill="FEF3C7"/>
           </w:tcPr>
           <w:p>
@@ -1834,7 +1916,7 @@
         </w:tc>
         <w:tc>
           <w:tcPr>
-            <w:tcW w:type="dxa" w:w="1120"/>
+            <w:tcW w:type="dxa" w:w="1008"/>
             <w:shd w:fill="FEF3C7"/>
           </w:tcPr>
           <w:p>
@@ -1848,7 +1930,7 @@
         </w:tc>
         <w:tc>
           <w:tcPr>
-            <w:tcW w:type="dxa" w:w="1120"/>
+            <w:tcW w:type="dxa" w:w="1008"/>
             <w:shd w:fill="FEF3C7"/>
           </w:tcPr>
           <w:p>
@@ -1862,7 +1944,7 @@
         </w:tc>
         <w:tc>
           <w:tcPr>
-            <w:tcW w:type="dxa" w:w="1120"/>
+            <w:tcW w:type="dxa" w:w="1008"/>
             <w:shd w:fill="FEF3C7"/>
           </w:tcPr>
           <w:p>
@@ -1876,7 +1958,7 @@
         </w:tc>
         <w:tc>
           <w:tcPr>
-            <w:tcW w:type="dxa" w:w="1120"/>
+            <w:tcW w:type="dxa" w:w="1008"/>
             <w:shd w:fill="FEF3C7"/>
           </w:tcPr>
           <w:p>
@@ -1890,7 +1972,7 @@
         </w:tc>
         <w:tc>
           <w:tcPr>
-            <w:tcW w:type="dxa" w:w="1120"/>
+            <w:tcW w:type="dxa" w:w="1008"/>
             <w:shd w:fill="FEF3C7"/>
           </w:tcPr>
           <w:p>
@@ -1902,11 +1984,26 @@
             </w:r>
           </w:p>
         </w:tc>
+        <w:tc>
+          <w:tcPr>
+            <w:tcW w:type="dxa" w:w="1008"/>
+            <w:shd w:fill="FEF3C7"/>
+          </w:tcPr>
+          <w:p>
+            <w:r>
+              <w:rPr>
+                <w:i/>
+                <w:sz w:val="16"/>
+              </w:rPr>
+              <w:t>[Paste https image URL]</w:t>
+            </w:r>
+          </w:p>
+        </w:tc>
       </w:tr>
       <w:tr>
         <w:tc>
           <w:tcPr>
-            <w:tcW w:type="dxa" w:w="1120"/>
+            <w:tcW w:type="dxa" w:w="1008"/>
             <w:shd w:fill="FEF3C7"/>
           </w:tcPr>
           <w:p>
@@ -1921,7 +2018,7 @@
         </w:tc>
         <w:tc>
           <w:tcPr>
-            <w:tcW w:type="dxa" w:w="1120"/>
+            <w:tcW w:type="dxa" w:w="1008"/>
             <w:shd w:fill="FEF3C7"/>
           </w:tcPr>
           <w:p>
@@ -1935,7 +2032,7 @@
         </w:tc>
         <w:tc>
           <w:tcPr>
-            <w:tcW w:type="dxa" w:w="1120"/>
+            <w:tcW w:type="dxa" w:w="1008"/>
             <w:shd w:fill="FEF3C7"/>
           </w:tcPr>
           <w:p>
@@ -1949,7 +2046,7 @@
         </w:tc>
         <w:tc>
           <w:tcPr>
-            <w:tcW w:type="dxa" w:w="1120"/>
+            <w:tcW w:type="dxa" w:w="1008"/>
             <w:shd w:fill="FEF3C7"/>
           </w:tcPr>
           <w:p>
@@ -1963,7 +2060,7 @@
         </w:tc>
         <w:tc>
           <w:tcPr>
-            <w:tcW w:type="dxa" w:w="1120"/>
+            <w:tcW w:type="dxa" w:w="1008"/>
             <w:shd w:fill="FEF3C7"/>
           </w:tcPr>
           <w:p>
@@ -1977,7 +2074,7 @@
         </w:tc>
         <w:tc>
           <w:tcPr>
-            <w:tcW w:type="dxa" w:w="1120"/>
+            <w:tcW w:type="dxa" w:w="1008"/>
             <w:shd w:fill="FEF3C7"/>
           </w:tcPr>
           <w:p>
@@ -1991,7 +2088,7 @@
         </w:tc>
         <w:tc>
           <w:tcPr>
-            <w:tcW w:type="dxa" w:w="1120"/>
+            <w:tcW w:type="dxa" w:w="1008"/>
             <w:shd w:fill="FEF3C7"/>
           </w:tcPr>
           <w:p>
@@ -2005,7 +2102,7 @@
         </w:tc>
         <w:tc>
           <w:tcPr>
-            <w:tcW w:type="dxa" w:w="1120"/>
+            <w:tcW w:type="dxa" w:w="1008"/>
             <w:shd w:fill="FEF3C7"/>
           </w:tcPr>
           <w:p>
@@ -2019,7 +2116,7 @@
         </w:tc>
         <w:tc>
           <w:tcPr>
-            <w:tcW w:type="dxa" w:w="1120"/>
+            <w:tcW w:type="dxa" w:w="1008"/>
             <w:shd w:fill="FEF3C7"/>
           </w:tcPr>
           <w:p>
@@ -2031,8 +2128,212 @@
             </w:r>
           </w:p>
         </w:tc>
+        <w:tc>
+          <w:tcPr>
+            <w:tcW w:type="dxa" w:w="1008"/>
+            <w:shd w:fill="FEF3C7"/>
+          </w:tcPr>
+          <w:p>
+            <w:r>
+              <w:rPr>
+                <w:i/>
+                <w:sz w:val="16"/>
+              </w:rPr>
+              <w:t>[Paste https image URL]</w:t>
+            </w:r>
+          </w:p>
+        </w:tc>
       </w:tr>
     </w:tbl>
+    <w:p>
+      <w:pPr>
+        <w:pStyle w:val="Heading2"/>
+        <w:spacing w:before="160"/>
+      </w:pPr>
+      <w:r>
+        <w:t>Catalog images (embedded preview)</w:t>
+      </w:r>
+    </w:p>
+    <w:p>
+      <w:r>
+        <w:rPr>
+          <w:b/>
+          <w:sz w:val="16"/>
+        </w:rPr>
+        <w:t>Skyline Elegance — https://images.unsplash.com/photo-1545324418-cc1a3fa10c00?auto=format&amp;fit=crop&amp;w=800&amp;q=80</w:t>
+      </w:r>
+    </w:p>
+    <w:p>
+      <w:r>
+        <w:drawing>
+          <wp:inline xmlns:a="http://schemas.openxmlformats.org/drawingml/2006/main" xmlns:pic="http://schemas.openxmlformats.org/drawingml/2006/picture">
+            <wp:extent cx="1828800" cy="2439162"/>
+            <wp:docPr id="1" name="Picture 1"/>
+            <wp:cNvGraphicFramePr>
+              <a:graphicFrameLocks noChangeAspect="1"/>
+            </wp:cNvGraphicFramePr>
+            <a:graphic>
+              <a:graphicData uri="http://schemas.openxmlformats.org/drawingml/2006/picture">
+                <pic:pic>
+                  <pic:nvPicPr>
+                    <pic:cNvPr id="0" name="skyline_elegance.jpg"/>
+                    <pic:cNvPicPr/>
+                  </pic:nvPicPr>
+                  <pic:blipFill>
+                    <a:blip r:embed="rId9"/>
+                    <a:stretch>
+                      <a:fillRect/>
+                    </a:stretch>
+                  </pic:blipFill>
+                  <pic:spPr>
+                    <a:xfrm>
+                      <a:off x="0" y="0"/>
+                      <a:ext cx="1828800" cy="2439162"/>
+                    </a:xfrm>
+                    <a:prstGeom prst="rect"/>
+                  </pic:spPr>
+                </pic:pic>
+              </a:graphicData>
+            </a:graphic>
+          </wp:inline>
+        </w:drawing>
+      </w:r>
+    </w:p>
+    <w:p>
+      <w:r>
+        <w:rPr>
+          <w:b/>
+          <w:sz w:val="16"/>
+        </w:rPr>
+        <w:t>Skyline Grandeur — https://images.unsplash.com/photo-1512917774080-9991f1c4c750?auto=format&amp;fit=crop&amp;w=800&amp;q=80</w:t>
+      </w:r>
+    </w:p>
+    <w:p>
+      <w:r>
+        <w:drawing>
+          <wp:inline xmlns:a="http://schemas.openxmlformats.org/drawingml/2006/main" xmlns:pic="http://schemas.openxmlformats.org/drawingml/2006/picture">
+            <wp:extent cx="1828800" cy="1218438"/>
+            <wp:docPr id="2" name="Picture 2"/>
+            <wp:cNvGraphicFramePr>
+              <a:graphicFrameLocks noChangeAspect="1"/>
+            </wp:cNvGraphicFramePr>
+            <a:graphic>
+              <a:graphicData uri="http://schemas.openxmlformats.org/drawingml/2006/picture">
+                <pic:pic>
+                  <pic:nvPicPr>
+                    <pic:cNvPr id="0" name="skyline_grandeur.jpg"/>
+                    <pic:cNvPicPr/>
+                  </pic:nvPicPr>
+                  <pic:blipFill>
+                    <a:blip r:embed="rId10"/>
+                    <a:stretch>
+                      <a:fillRect/>
+                    </a:stretch>
+                  </pic:blipFill>
+                  <pic:spPr>
+                    <a:xfrm>
+                      <a:off x="0" y="0"/>
+                      <a:ext cx="1828800" cy="1218438"/>
+                    </a:xfrm>
+                    <a:prstGeom prst="rect"/>
+                  </pic:spPr>
+                </pic:pic>
+              </a:graphicData>
+            </a:graphic>
+          </wp:inline>
+        </w:drawing>
+      </w:r>
+    </w:p>
+    <w:p>
+      <w:r>
+        <w:rPr>
+          <w:b/>
+          <w:sz w:val="16"/>
+        </w:rPr>
+        <w:t>Skyline Horizon Tech Park — https://images.unsplash.com/photo-1486406146926-c627a92ad1ab?auto=format&amp;fit=crop&amp;w=800&amp;q=80</w:t>
+      </w:r>
+    </w:p>
+    <w:p>
+      <w:r>
+        <w:drawing>
+          <wp:inline xmlns:a="http://schemas.openxmlformats.org/drawingml/2006/main" xmlns:pic="http://schemas.openxmlformats.org/drawingml/2006/picture">
+            <wp:extent cx="1828800" cy="1218438"/>
+            <wp:docPr id="3" name="Picture 3"/>
+            <wp:cNvGraphicFramePr>
+              <a:graphicFrameLocks noChangeAspect="1"/>
+            </wp:cNvGraphicFramePr>
+            <a:graphic>
+              <a:graphicData uri="http://schemas.openxmlformats.org/drawingml/2006/picture">
+                <pic:pic>
+                  <pic:nvPicPr>
+                    <pic:cNvPr id="0" name="skyline_horizon.jpg"/>
+                    <pic:cNvPicPr/>
+                  </pic:nvPicPr>
+                  <pic:blipFill>
+                    <a:blip r:embed="rId11"/>
+                    <a:stretch>
+                      <a:fillRect/>
+                    </a:stretch>
+                  </pic:blipFill>
+                  <pic:spPr>
+                    <a:xfrm>
+                      <a:off x="0" y="0"/>
+                      <a:ext cx="1828800" cy="1218438"/>
+                    </a:xfrm>
+                    <a:prstGeom prst="rect"/>
+                  </pic:spPr>
+                </pic:pic>
+              </a:graphicData>
+            </a:graphic>
+          </wp:inline>
+        </w:drawing>
+      </w:r>
+    </w:p>
+    <w:p>
+      <w:r>
+        <w:rPr>
+          <w:b/>
+          <w:sz w:val="16"/>
+        </w:rPr>
+        <w:t>Skyline Orchard Green — https://images.unsplash.com/photo-1613490493576-7fde63acd811?auto=format&amp;fit=crop&amp;w=800&amp;q=80</w:t>
+      </w:r>
+    </w:p>
+    <w:p>
+      <w:r>
+        <w:drawing>
+          <wp:inline xmlns:a="http://schemas.openxmlformats.org/drawingml/2006/main" xmlns:pic="http://schemas.openxmlformats.org/drawingml/2006/picture">
+            <wp:extent cx="1828800" cy="1218438"/>
+            <wp:docPr id="4" name="Picture 4"/>
+            <wp:cNvGraphicFramePr>
+              <a:graphicFrameLocks noChangeAspect="1"/>
+            </wp:cNvGraphicFramePr>
+            <a:graphic>
+              <a:graphicData uri="http://schemas.openxmlformats.org/drawingml/2006/picture">
+                <pic:pic>
+                  <pic:nvPicPr>
+                    <pic:cNvPr id="0" name="skyline_orchard.jpg"/>
+                    <pic:cNvPicPr/>
+                  </pic:nvPicPr>
+                  <pic:blipFill>
+                    <a:blip r:embed="rId12"/>
+                    <a:stretch>
+                      <a:fillRect/>
+                    </a:stretch>
+                  </pic:blipFill>
+                  <pic:spPr>
+                    <a:xfrm>
+                      <a:off x="0" y="0"/>
+                      <a:ext cx="1828800" cy="1218438"/>
+                    </a:xfrm>
+                    <a:prstGeom prst="rect"/>
+                  </pic:spPr>
+                </pic:pic>
+              </a:graphicData>
+            </a:graphic>
+          </wp:inline>
+        </w:drawing>
+      </w:r>
+    </w:p>
     <w:p>
       <w:pPr>
         <w:spacing w:after="200"/>
@@ -2142,7 +2443,7 @@
               <w:rPr>
                 <w:sz w:val="17"/>
               </w:rPr>
-              <w:t>Approved by SBI, HDFC, ICICI, and Axis Bank with instant sanction and up to 80% financing.</w:t>
+              <w:t>Approved by SBI, HDFC, ICICI, Axis, and Kotak with pre-approved sanction letters and financing up to 80–90% of the agreement value.</w:t>
             </w:r>
           </w:p>
         </w:tc>
@@ -2187,7 +2488,7 @@
               <w:rPr>
                 <w:sz w:val="17"/>
               </w:rPr>
-              <w:t>Yes, we arrange a dedicated AC cab pickup and drop from your residence or office at zero charge.</w:t>
+              <w:t>Yes. We arrange a dedicated AC cab pickup and drop from your residence or office at no charge, typically within the same city limits.</w:t>
             </w:r>
           </w:p>
         </w:tc>
@@ -2232,7 +2533,7 @@
               <w:rPr>
                 <w:sz w:val="17"/>
               </w:rPr>
-              <w:t>A booking advance of ₹2,00,000 secures your selected unit. The remainder is milestone-linked.</w:t>
+              <w:t>A booking advance of ₹2,00,000 secures your selected unit. The balance follows the construction-linked payment plan in the cost sheet.</w:t>
             </w:r>
           </w:p>
         </w:tc>
@@ -2277,7 +2578,7 @@
               <w:rPr>
                 <w:sz w:val="17"/>
               </w:rPr>
-              <w:t>Yes, every project holds approved sanctions from the local municipal authority and valid RERA certification.</w:t>
+              <w:t>Yes. Every live inventory project holds valid RERA registration and municipal sanctions. RERA IDs are listed against each property in the catalog.</w:t>
             </w:r>
           </w:p>
         </w:tc>
@@ -2322,7 +2623,7 @@
               <w:rPr>
                 <w:sz w:val="17"/>
               </w:rPr>
-              <w:t>Yes, NRIs can buy residential or commercial units using standard NRE/NRO banking channels with full RBI compliance.</w:t>
+              <w:t>Yes. NRIs can buy residential or commercial units via NRE/NRO channels with full RBI compliance. Our NRI desk assists with power of attorney and remittance paperwork.</w:t>
             </w:r>
           </w:p>
         </w:tc>
@@ -2337,6 +2638,411 @@
                 <w:sz w:val="17"/>
               </w:rPr>
               <w:t>NRI Purchase</w:t>
+            </w:r>
+          </w:p>
+        </w:tc>
+      </w:tr>
+      <w:tr>
+        <w:tc>
+          <w:tcPr>
+            <w:tcW w:type="dxa" w:w="3360"/>
+            <w:shd w:fill="EEF2FF"/>
+          </w:tcPr>
+          <w:p>
+            <w:r>
+              <w:rPr>
+                <w:b/>
+                <w:sz w:val="17"/>
+              </w:rPr>
+              <w:t>What is included in the possession handover kit?</w:t>
+            </w:r>
+          </w:p>
+        </w:tc>
+        <w:tc>
+          <w:tcPr>
+            <w:tcW w:type="dxa" w:w="3360"/>
+            <w:shd w:fill="EEF2FF"/>
+          </w:tcPr>
+          <w:p>
+            <w:r>
+              <w:rPr>
+                <w:sz w:val="17"/>
+              </w:rPr>
+              <w:t>Handover includes keys, occupancy certificate copy, society bye-laws summary, snag checklist sign-off, and introduction to facility management.</w:t>
+            </w:r>
+          </w:p>
+        </w:tc>
+        <w:tc>
+          <w:tcPr>
+            <w:tcW w:type="dxa" w:w="3360"/>
+            <w:shd w:fill="EEF2FF"/>
+          </w:tcPr>
+          <w:p>
+            <w:r>
+              <w:rPr>
+                <w:sz w:val="17"/>
+              </w:rPr>
+              <w:t>Possession</w:t>
+            </w:r>
+          </w:p>
+        </w:tc>
+      </w:tr>
+      <w:tr>
+        <w:tc>
+          <w:tcPr>
+            <w:tcW w:type="dxa" w:w="3360"/>
+            <w:shd w:fill="FFFFFF"/>
+          </w:tcPr>
+          <w:p>
+            <w:r>
+              <w:rPr>
+                <w:b/>
+                <w:sz w:val="17"/>
+              </w:rPr>
+              <w:t>Do you offer construction-linked payment plans?</w:t>
+            </w:r>
+          </w:p>
+        </w:tc>
+        <w:tc>
+          <w:tcPr>
+            <w:tcW w:type="dxa" w:w="3360"/>
+            <w:shd w:fill="FFFFFF"/>
+          </w:tcPr>
+          <w:p>
+            <w:r>
+              <w:rPr>
+                <w:sz w:val="17"/>
+              </w:rPr>
+              <w:t>Yes. Milestone plans are published in the official cost sheet (booking, foundation, slab stages, finishing, possession). Custom plans need sales-head approval.</w:t>
+            </w:r>
+          </w:p>
+        </w:tc>
+        <w:tc>
+          <w:tcPr>
+            <w:tcW w:type="dxa" w:w="3360"/>
+            <w:shd w:fill="FFFFFF"/>
+          </w:tcPr>
+          <w:p>
+            <w:r>
+              <w:rPr>
+                <w:sz w:val="17"/>
+              </w:rPr>
+              <w:t>Booking &amp; Payments</w:t>
+            </w:r>
+          </w:p>
+        </w:tc>
+      </w:tr>
+      <w:tr>
+        <w:tc>
+          <w:tcPr>
+            <w:tcW w:type="dxa" w:w="3360"/>
+            <w:shd w:fill="EEF2FF"/>
+          </w:tcPr>
+          <w:p>
+            <w:r>
+              <w:rPr>
+                <w:b/>
+                <w:sz w:val="17"/>
+              </w:rPr>
+              <w:t>Can I upgrade my unit configuration later?</w:t>
+            </w:r>
+          </w:p>
+        </w:tc>
+        <w:tc>
+          <w:tcPr>
+            <w:tcW w:type="dxa" w:w="3360"/>
+            <w:shd w:fill="EEF2FF"/>
+          </w:tcPr>
+          <w:p>
+            <w:r>
+              <w:rPr>
+                <w:sz w:val="17"/>
+              </w:rPr>
+              <w:t>Unit upgrades depend on available inventory and stage of construction. Differential pricing and a fresh agreement addendum apply.</w:t>
+            </w:r>
+          </w:p>
+        </w:tc>
+        <w:tc>
+          <w:tcPr>
+            <w:tcW w:type="dxa" w:w="3360"/>
+            <w:shd w:fill="EEF2FF"/>
+          </w:tcPr>
+          <w:p>
+            <w:r>
+              <w:rPr>
+                <w:sz w:val="17"/>
+              </w:rPr>
+              <w:t>Inventory</w:t>
+            </w:r>
+          </w:p>
+        </w:tc>
+      </w:tr>
+      <w:tr>
+        <w:tc>
+          <w:tcPr>
+            <w:tcW w:type="dxa" w:w="3360"/>
+            <w:shd w:fill="FFFFFF"/>
+          </w:tcPr>
+          <w:p>
+            <w:r>
+              <w:rPr>
+                <w:b/>
+                <w:sz w:val="17"/>
+              </w:rPr>
+              <w:t>What amenities are common across residential projects?</w:t>
+            </w:r>
+          </w:p>
+        </w:tc>
+        <w:tc>
+          <w:tcPr>
+            <w:tcW w:type="dxa" w:w="3360"/>
+            <w:shd w:fill="FFFFFF"/>
+          </w:tcPr>
+          <w:p>
+            <w:r>
+              <w:rPr>
+                <w:sz w:val="17"/>
+              </w:rPr>
+              <w:t>Typical amenities include clubhouse, swimming pool, gym, landscaped gardens, 24x7 security, power backup, and visitor parking. Exact lists vary by project.</w:t>
+            </w:r>
+          </w:p>
+        </w:tc>
+        <w:tc>
+          <w:tcPr>
+            <w:tcW w:type="dxa" w:w="3360"/>
+            <w:shd w:fill="FFFFFF"/>
+          </w:tcPr>
+          <w:p>
+            <w:r>
+              <w:rPr>
+                <w:sz w:val="17"/>
+              </w:rPr>
+              <w:t>Amenities</w:t>
+            </w:r>
+          </w:p>
+        </w:tc>
+      </w:tr>
+      <w:tr>
+        <w:tc>
+          <w:tcPr>
+            <w:tcW w:type="dxa" w:w="3360"/>
+            <w:shd w:fill="EEF2FF"/>
+          </w:tcPr>
+          <w:p>
+            <w:r>
+              <w:rPr>
+                <w:b/>
+                <w:sz w:val="17"/>
+              </w:rPr>
+              <w:t>How are stamp duty and registration handled?</w:t>
+            </w:r>
+          </w:p>
+        </w:tc>
+        <w:tc>
+          <w:tcPr>
+            <w:tcW w:type="dxa" w:w="3360"/>
+            <w:shd w:fill="EEF2FF"/>
+          </w:tcPr>
+          <w:p>
+            <w:r>
+              <w:rPr>
+                <w:sz w:val="17"/>
+              </w:rPr>
+              <w:t>Stamp duty and registration are paid by the buyer as per state rates. Our documentation team coordinates the appointment and checklist.</w:t>
+            </w:r>
+          </w:p>
+        </w:tc>
+        <w:tc>
+          <w:tcPr>
+            <w:tcW w:type="dxa" w:w="3360"/>
+            <w:shd w:fill="EEF2FF"/>
+          </w:tcPr>
+          <w:p>
+            <w:r>
+              <w:rPr>
+                <w:sz w:val="17"/>
+              </w:rPr>
+              <w:t>Legal &amp; Approvals</w:t>
+            </w:r>
+          </w:p>
+        </w:tc>
+      </w:tr>
+      <w:tr>
+        <w:tc>
+          <w:tcPr>
+            <w:tcW w:type="dxa" w:w="3360"/>
+            <w:shd w:fill="FFFFFF"/>
+          </w:tcPr>
+          <w:p>
+            <w:r>
+              <w:rPr>
+                <w:b/>
+                <w:sz w:val="17"/>
+              </w:rPr>
+              <w:t>What is your resale / transfer policy before possession?</w:t>
+            </w:r>
+          </w:p>
+        </w:tc>
+        <w:tc>
+          <w:tcPr>
+            <w:tcW w:type="dxa" w:w="3360"/>
+            <w:shd w:fill="FFFFFF"/>
+          </w:tcPr>
+          <w:p>
+            <w:r>
+              <w:rPr>
+                <w:sz w:val="17"/>
+              </w:rPr>
+              <w:t>Pre-possession transfers require builder NOC, transfer fee as per agreement, and updated KYC of the incoming buyer.</w:t>
+            </w:r>
+          </w:p>
+        </w:tc>
+        <w:tc>
+          <w:tcPr>
+            <w:tcW w:type="dxa" w:w="3360"/>
+            <w:shd w:fill="FFFFFF"/>
+          </w:tcPr>
+          <w:p>
+            <w:r>
+              <w:rPr>
+                <w:sz w:val="17"/>
+              </w:rPr>
+              <w:t>Transfers</w:t>
+            </w:r>
+          </w:p>
+        </w:tc>
+      </w:tr>
+      <w:tr>
+        <w:tc>
+          <w:tcPr>
+            <w:tcW w:type="dxa" w:w="3360"/>
+            <w:shd w:fill="EEF2FF"/>
+          </w:tcPr>
+          <w:p>
+            <w:r>
+              <w:rPr>
+                <w:b/>
+                <w:sz w:val="17"/>
+              </w:rPr>
+              <w:t>How do I raise a post-sales complaint?</w:t>
+            </w:r>
+          </w:p>
+        </w:tc>
+        <w:tc>
+          <w:tcPr>
+            <w:tcW w:type="dxa" w:w="3360"/>
+            <w:shd w:fill="EEF2FF"/>
+          </w:tcPr>
+          <w:p>
+            <w:r>
+              <w:rPr>
+                <w:sz w:val="17"/>
+              </w:rPr>
+              <w:t>Message your booking ID with the issue, or use Customer Support in the menu. Tickets are acknowledged within 1 business day.</w:t>
+            </w:r>
+          </w:p>
+        </w:tc>
+        <w:tc>
+          <w:tcPr>
+            <w:tcW w:type="dxa" w:w="3360"/>
+            <w:shd w:fill="EEF2FF"/>
+          </w:tcPr>
+          <w:p>
+            <w:r>
+              <w:rPr>
+                <w:sz w:val="17"/>
+              </w:rPr>
+              <w:t>Support</w:t>
+            </w:r>
+          </w:p>
+        </w:tc>
+      </w:tr>
+      <w:tr>
+        <w:tc>
+          <w:tcPr>
+            <w:tcW w:type="dxa" w:w="3360"/>
+            <w:shd w:fill="FFFFFF"/>
+          </w:tcPr>
+          <w:p>
+            <w:r>
+              <w:rPr>
+                <w:b/>
+                <w:sz w:val="17"/>
+              </w:rPr>
+              <w:t>Are floor plans and carpet areas approximate?</w:t>
+            </w:r>
+          </w:p>
+        </w:tc>
+        <w:tc>
+          <w:tcPr>
+            <w:tcW w:type="dxa" w:w="3360"/>
+            <w:shd w:fill="FFFFFF"/>
+          </w:tcPr>
+          <w:p>
+            <w:r>
+              <w:rPr>
+                <w:sz w:val="17"/>
+              </w:rPr>
+              <w:t>Marketing floor plans are indicative. Carpet area and final layout follow the RERA-approved drawings attached to your agreement.</w:t>
+            </w:r>
+          </w:p>
+        </w:tc>
+        <w:tc>
+          <w:tcPr>
+            <w:tcW w:type="dxa" w:w="3360"/>
+            <w:shd w:fill="FFFFFF"/>
+          </w:tcPr>
+          <w:p>
+            <w:r>
+              <w:rPr>
+                <w:sz w:val="17"/>
+              </w:rPr>
+              <w:t>Floor Plans</w:t>
+            </w:r>
+          </w:p>
+        </w:tc>
+      </w:tr>
+      <w:tr>
+        <w:tc>
+          <w:tcPr>
+            <w:tcW w:type="dxa" w:w="3360"/>
+            <w:shd w:fill="EEF2FF"/>
+          </w:tcPr>
+          <w:p>
+            <w:r>
+              <w:rPr>
+                <w:b/>
+                <w:sz w:val="17"/>
+              </w:rPr>
+              <w:t>Do commercial leases include CAM charges?</w:t>
+            </w:r>
+          </w:p>
+        </w:tc>
+        <w:tc>
+          <w:tcPr>
+            <w:tcW w:type="dxa" w:w="3360"/>
+            <w:shd w:fill="EEF2FF"/>
+          </w:tcPr>
+          <w:p>
+            <w:r>
+              <w:rPr>
+                <w:sz w:val="17"/>
+              </w:rPr>
+              <w:t>Lease quotes typically exclude CAM, property tax, and parking unless stated. Ask for the commercial term sheet for full break-up.</w:t>
+            </w:r>
+          </w:p>
+        </w:tc>
+        <w:tc>
+          <w:tcPr>
+            <w:tcW w:type="dxa" w:w="3360"/>
+            <w:shd w:fill="EEF2FF"/>
+          </w:tcPr>
+          <w:p>
+            <w:r>
+              <w:rPr>
+                <w:sz w:val="17"/>
+              </w:rPr>
+              <w:t>Commercial</w:t>
             </w:r>
           </w:p>
         </w:tc>
@@ -2427,6 +3133,252 @@
                 <w:i/>
                 <w:sz w:val="17"/>
               </w:rPr>
+            </w:r>
+          </w:p>
+        </w:tc>
+      </w:tr>
+    </w:tbl>
+    <w:p>
+      <w:r>
+        <w:rPr>
+          <w:i/>
+          <w:sz w:val="17"/>
+        </w:rPr>
+        <w:t>Knowledge Base Articles — longer policy / how-to pages indexed for chatbot retrieval (keep the Title / Category / Article Content columns).</w:t>
+      </w:r>
+    </w:p>
+    <w:tbl>
+      <w:tblPr>
+        <w:tblW w:type="auto" w:w="0"/>
+        <w:jc w:val="center"/>
+        <w:tblLook w:firstColumn="1" w:firstRow="1" w:lastColumn="0" w:lastRow="0" w:noHBand="0" w:noVBand="1" w:val="04A0"/>
+        <w:tblBorders>
+          <w:top w:val="single" w:sz="4" w:space="0" w:color="D3D3D3"/>
+          <w:bottom w:val="single" w:sz="4" w:space="0" w:color="D3D3D3"/>
+          <w:left w:val="none"/>
+          <w:right w:val="none"/>
+          <w:insideH w:val="single" w:sz="4" w:space="0" w:color="D3D3D3"/>
+          <w:insideV w:val="none"/>
+        </w:tblBorders>
+      </w:tblPr>
+      <w:tblGrid>
+        <w:gridCol w:w="3360"/>
+        <w:gridCol w:w="3360"/>
+        <w:gridCol w:w="3360"/>
+      </w:tblGrid>
+      <w:tr>
+        <w:tc>
+          <w:tcPr>
+            <w:tcW w:type="dxa" w:w="3360"/>
+            <w:shd w:fill="312E81"/>
+          </w:tcPr>
+          <w:p>
+            <w:r>
+              <w:rPr>
+                <w:b/>
+                <w:color w:val="FFFFFF"/>
+                <w:sz w:val="18"/>
+              </w:rPr>
+              <w:t>Knowledge Article Title</w:t>
+            </w:r>
+          </w:p>
+        </w:tc>
+        <w:tc>
+          <w:tcPr>
+            <w:tcW w:type="dxa" w:w="3360"/>
+            <w:shd w:fill="312E81"/>
+          </w:tcPr>
+          <w:p>
+            <w:r>
+              <w:rPr>
+                <w:b/>
+                <w:color w:val="FFFFFF"/>
+                <w:sz w:val="18"/>
+              </w:rPr>
+              <w:t>Category</w:t>
+            </w:r>
+          </w:p>
+        </w:tc>
+        <w:tc>
+          <w:tcPr>
+            <w:tcW w:type="dxa" w:w="3360"/>
+            <w:shd w:fill="312E81"/>
+          </w:tcPr>
+          <w:p>
+            <w:r>
+              <w:rPr>
+                <w:b/>
+                <w:color w:val="FFFFFF"/>
+                <w:sz w:val="18"/>
+              </w:rPr>
+              <w:t>Article Content</w:t>
+            </w:r>
+          </w:p>
+        </w:tc>
+      </w:tr>
+      <w:tr>
+        <w:tc>
+          <w:tcPr>
+            <w:tcW w:type="dxa" w:w="3360"/>
+            <w:shd w:fill="FFFFFF"/>
+          </w:tcPr>
+          <w:p>
+            <w:r>
+              <w:rPr>
+                <w:b/>
+                <w:sz w:val="16"/>
+              </w:rPr>
+              <w:t>Home Buying Journey &amp; Booking Process</w:t>
+            </w:r>
+          </w:p>
+        </w:tc>
+        <w:tc>
+          <w:tcPr>
+            <w:tcW w:type="dxa" w:w="3360"/>
+            <w:shd w:fill="FFFFFF"/>
+          </w:tcPr>
+          <w:p>
+            <w:r>
+              <w:rPr>
+                <w:sz w:val="16"/>
+              </w:rPr>
+              <w:t>Policies</w:t>
+            </w:r>
+          </w:p>
+        </w:tc>
+        <w:tc>
+          <w:tcPr>
+            <w:tcW w:type="dxa" w:w="3360"/>
+            <w:shd w:fill="FFFFFF"/>
+          </w:tcPr>
+          <w:p>
+            <w:r>
+              <w:rPr>
+                <w:sz w:val="16"/>
+              </w:rPr>
+              <w:t># Home Buying Journey</w:t>
+              <w:br/>
+              <w:br/>
+              <w:t>1. **Discover** — Browse catalog properties and shortlist by location, configuration, and budget.</w:t>
+              <w:br/>
+              <w:t>2. **Site visit** — Schedule a complimentary cab visit; collect cost sheet and brochure.</w:t>
+              <w:br/>
+              <w:t>3. **Booking** — Pay booking advance, complete KYC, and lock the unit.</w:t>
+              <w:br/>
+              <w:t>4. **Agreement** — Sign builder-buyer agreement; registration as per state rules.</w:t>
+              <w:br/>
+              <w:t>5. **Milestones** — Follow construction-linked payments; keep receipts.</w:t>
+              <w:br/>
+              <w:t>6. **Possession** — Snagging, OC verification, handover kit, and society onboarding.</w:t>
+              <w:br/>
+              <w:br/>
+              <w:t>Always rely on RERA IDs and sanctioned plans over marketing creatives.</w:t>
+            </w:r>
+          </w:p>
+        </w:tc>
+      </w:tr>
+      <w:tr>
+        <w:tc>
+          <w:tcPr>
+            <w:tcW w:type="dxa" w:w="3360"/>
+            <w:shd w:fill="E0E7FF"/>
+          </w:tcPr>
+          <w:p>
+            <w:r>
+              <w:rPr>
+                <w:b/>
+                <w:sz w:val="16"/>
+              </w:rPr>
+              <w:t>Home Loan &amp; NRI Purchase Guide</w:t>
+            </w:r>
+          </w:p>
+        </w:tc>
+        <w:tc>
+          <w:tcPr>
+            <w:tcW w:type="dxa" w:w="3360"/>
+            <w:shd w:fill="E0E7FF"/>
+          </w:tcPr>
+          <w:p>
+            <w:r>
+              <w:rPr>
+                <w:sz w:val="16"/>
+              </w:rPr>
+              <w:t>Home Loans</w:t>
+            </w:r>
+          </w:p>
+        </w:tc>
+        <w:tc>
+          <w:tcPr>
+            <w:tcW w:type="dxa" w:w="3360"/>
+            <w:shd w:fill="E0E7FF"/>
+          </w:tcPr>
+          <w:p>
+            <w:r>
+              <w:rPr>
+                <w:sz w:val="16"/>
+              </w:rPr>
+              <w:t># Home Loans &amp; NRI Buying</w:t>
+              <w:br/>
+              <w:br/>
+              <w:t>Partner banks typically finance 80–90% of agreement value subject to eligibility.</w:t>
+              <w:br/>
+              <w:t>Salaried buyers should keep salary slips, Form 16, and bank statements ready.</w:t>
+              <w:br/>
+              <w:t>Self-employed buyers need ITR, business proofs, and financials.</w:t>
+              <w:br/>
+              <w:br/>
+              <w:t>NRIs can remit via NRE/NRO accounts. Power of attorney may be used for registration with our documentation desk guidance. Tax implications vary — consult your CA for TDS on property.</w:t>
+            </w:r>
+          </w:p>
+        </w:tc>
+      </w:tr>
+      <w:tr>
+        <w:tc>
+          <w:tcPr>
+            <w:tcW w:type="dxa" w:w="3360"/>
+            <w:shd w:fill="FFFFFF"/>
+          </w:tcPr>
+          <w:p>
+            <w:r>
+              <w:rPr>
+                <w:b/>
+                <w:sz w:val="16"/>
+              </w:rPr>
+              <w:t>RERA, Legal Checks &amp; Customer Support</w:t>
+            </w:r>
+          </w:p>
+        </w:tc>
+        <w:tc>
+          <w:tcPr>
+            <w:tcW w:type="dxa" w:w="3360"/>
+            <w:shd w:fill="FFFFFF"/>
+          </w:tcPr>
+          <w:p>
+            <w:r>
+              <w:rPr>
+                <w:sz w:val="16"/>
+              </w:rPr>
+              <w:t>Legal</w:t>
+            </w:r>
+          </w:p>
+        </w:tc>
+        <w:tc>
+          <w:tcPr>
+            <w:tcW w:type="dxa" w:w="3360"/>
+            <w:shd w:fill="FFFFFF"/>
+          </w:tcPr>
+          <w:p>
+            <w:r>
+              <w:rPr>
+                <w:sz w:val="16"/>
+              </w:rPr>
+              <w:t># Legal &amp; Support</w:t>
+              <w:br/>
+              <w:br/>
+              <w:t>Every listed project carries a RERA ID in the catalog. Buyers should verify registration on the state RERA portal and review sanctioned layout plans.</w:t>
+              <w:br/>
+              <w:br/>
+              <w:t>Post-sales support handles payment receipts, demand letters, and possession coordination. Share your booking ID when raising tickets for faster resolution.</w:t>
             </w:r>
           </w:p>
         </w:tc>
@@ -2555,7 +3507,7 @@
               <w:rPr>
                 <w:sz w:val="17"/>
               </w:rPr>
-              <w:t>Welcome to Skyline Realty Group! How can I assist you today?</w:t>
+              <w:t>Welcome to Skyline Realty &amp; Developers! How can I assist you today?</w:t>
             </w:r>
           </w:p>
         </w:tc>

--- a/backend/static/templates/onboarding/real_estate_onboarding_kit.docx
+++ b/backend/static/templates/onboarding/real_estate_onboarding_kit.docx
@@ -3395,6 +3395,236 @@
         <w:spacing w:before="280" w:after="80"/>
       </w:pPr>
       <w:r>
+        <w:t>[SECTION: INFO PAGES]</w:t>
+      </w:r>
+    </w:p>
+    <w:p>
+      <w:r>
+        <w:rPr>
+          <w:i/>
+          <w:sz w:val="17"/>
+        </w:rPr>
+        <w:t>These answers populate the Technologies / Projects / Careers / Benefits console pages (and matching WhatsApp intents). Keep Page Name exactly as shown.</w:t>
+      </w:r>
+    </w:p>
+    <w:tbl>
+      <w:tblPr>
+        <w:tblW w:type="auto" w:w="0"/>
+        <w:jc w:val="center"/>
+        <w:tblLook w:firstColumn="1" w:firstRow="1" w:lastColumn="0" w:lastRow="0" w:noHBand="0" w:noVBand="1" w:val="04A0"/>
+        <w:tblBorders>
+          <w:top w:val="single" w:sz="4" w:space="0" w:color="D3D3D3"/>
+          <w:bottom w:val="single" w:sz="4" w:space="0" w:color="D3D3D3"/>
+          <w:left w:val="none"/>
+          <w:right w:val="none"/>
+          <w:insideH w:val="single" w:sz="4" w:space="0" w:color="D3D3D3"/>
+          <w:insideV w:val="none"/>
+        </w:tblBorders>
+      </w:tblPr>
+      <w:tblGrid>
+        <w:gridCol w:w="5040"/>
+        <w:gridCol w:w="5040"/>
+      </w:tblGrid>
+      <w:tr>
+        <w:tc>
+          <w:tcPr>
+            <w:tcW w:type="dxa" w:w="5040"/>
+            <w:shd w:fill="6D28D9"/>
+          </w:tcPr>
+          <w:p>
+            <w:r>
+              <w:rPr>
+                <w:b/>
+                <w:color w:val="FFFFFF"/>
+                <w:sz w:val="18"/>
+              </w:rPr>
+              <w:t>Page Name (intent)</w:t>
+            </w:r>
+          </w:p>
+        </w:tc>
+        <w:tc>
+          <w:tcPr>
+            <w:tcW w:type="dxa" w:w="5040"/>
+            <w:shd w:fill="6D28D9"/>
+          </w:tcPr>
+          <w:p>
+            <w:r>
+              <w:rPr>
+                <w:b/>
+                <w:color w:val="FFFFFF"/>
+                <w:sz w:val="18"/>
+              </w:rPr>
+              <w:t>Bot Answer Content</w:t>
+            </w:r>
+          </w:p>
+        </w:tc>
+      </w:tr>
+      <w:tr>
+        <w:tc>
+          <w:tcPr>
+            <w:tcW w:type="dxa" w:w="5040"/>
+            <w:shd w:fill="FFFFFF"/>
+          </w:tcPr>
+          <w:p>
+            <w:r>
+              <w:rPr>
+                <w:b/>
+                <w:sz w:val="16"/>
+              </w:rPr>
+              <w:t>technologies</w:t>
+            </w:r>
+          </w:p>
+        </w:tc>
+        <w:tc>
+          <w:tcPr>
+            <w:tcW w:type="dxa" w:w="5040"/>
+            <w:shd w:fill="FFFFFF"/>
+          </w:tcPr>
+          <w:p>
+            <w:r>
+              <w:rPr>
+                <w:sz w:val="16"/>
+              </w:rPr>
+              <w:t>• Construction &amp; living tech we highlight:</w:t>
+              <w:br/>
+              <w:t>• Smart-home ready wiring, biometric locks, solar options</w:t>
+              <w:br/>
+              <w:t>• Digital site-visit booking and e-brochures</w:t>
+              <w:br/>
+              <w:t>• RERA-verified project data shared in chat</w:t>
+              <w:br/>
+              <w:t>• Ask for the tech sheet of any tower or villa.</w:t>
+            </w:r>
+          </w:p>
+        </w:tc>
+      </w:tr>
+      <w:tr>
+        <w:tc>
+          <w:tcPr>
+            <w:tcW w:type="dxa" w:w="5040"/>
+            <w:shd w:fill="F5F3FF"/>
+          </w:tcPr>
+          <w:p>
+            <w:r>
+              <w:rPr>
+                <w:b/>
+                <w:sz w:val="16"/>
+              </w:rPr>
+              <w:t>projects</w:t>
+            </w:r>
+          </w:p>
+        </w:tc>
+        <w:tc>
+          <w:tcPr>
+            <w:tcW w:type="dxa" w:w="5040"/>
+            <w:shd w:fill="F5F3FF"/>
+          </w:tcPr>
+          <w:p>
+            <w:r>
+              <w:rPr>
+                <w:sz w:val="16"/>
+              </w:rPr>
+              <w:t>• Featured developments:</w:t>
+              <w:br/>
+              <w:t>• Skyline Elegance — 2 &amp; 3 BHK residences</w:t>
+              <w:br/>
+              <w:t>• Skyline Grandeur — 4 BHK sky residences &amp; penthouses</w:t>
+              <w:br/>
+              <w:t>• Skyline Horizon — Grade-A commercial</w:t>
+              <w:br/>
+              <w:t>• Skyline Orchard Green — gated villas</w:t>
+              <w:br/>
+              <w:t>• Schedule a site visit for a guided walkthrough.</w:t>
+            </w:r>
+          </w:p>
+        </w:tc>
+      </w:tr>
+      <w:tr>
+        <w:tc>
+          <w:tcPr>
+            <w:tcW w:type="dxa" w:w="5040"/>
+            <w:shd w:fill="FFFFFF"/>
+          </w:tcPr>
+          <w:p>
+            <w:r>
+              <w:rPr>
+                <w:b/>
+                <w:sz w:val="16"/>
+              </w:rPr>
+              <w:t>careers</w:t>
+            </w:r>
+          </w:p>
+        </w:tc>
+        <w:tc>
+          <w:tcPr>
+            <w:tcW w:type="dxa" w:w="5040"/>
+            <w:shd w:fill="FFFFFF"/>
+          </w:tcPr>
+          <w:p>
+            <w:r>
+              <w:rPr>
+                <w:sz w:val="16"/>
+              </w:rPr>
+              <w:t>• Hiring across sales, CRM, site ops and documentation.</w:t>
+              <w:br/>
+              <w:t>• Share your CV with HR via support email.</w:t>
+              <w:br/>
+              <w:t>• Mention the role in the subject line.</w:t>
+            </w:r>
+          </w:p>
+        </w:tc>
+      </w:tr>
+      <w:tr>
+        <w:tc>
+          <w:tcPr>
+            <w:tcW w:type="dxa" w:w="5040"/>
+            <w:shd w:fill="F5F3FF"/>
+          </w:tcPr>
+          <w:p>
+            <w:r>
+              <w:rPr>
+                <w:b/>
+                <w:sz w:val="16"/>
+              </w:rPr>
+              <w:t>benefits</w:t>
+            </w:r>
+          </w:p>
+        </w:tc>
+        <w:tc>
+          <w:tcPr>
+            <w:tcW w:type="dxa" w:w="5040"/>
+            <w:shd w:fill="F5F3FF"/>
+          </w:tcPr>
+          <w:p>
+            <w:r>
+              <w:rPr>
+                <w:sz w:val="16"/>
+              </w:rPr>
+              <w:t>• Why buyers choose us:</w:t>
+              <w:br/>
+              <w:t>• RERA-registered inventory and clear cost sheets</w:t>
+              <w:br/>
+              <w:t>• Complimentary site-visit cab in city limits</w:t>
+              <w:br/>
+              <w:t>• Bank tie-ups for home loans</w:t>
+              <w:br/>
+              <w:t>• Dedicated post-sales desk through possession.</w:t>
+            </w:r>
+          </w:p>
+        </w:tc>
+      </w:tr>
+    </w:tbl>
+    <w:p>
+      <w:pPr>
+        <w:spacing w:after="200"/>
+      </w:pPr>
+    </w:p>
+    <w:p>
+      <w:pPr>
+        <w:pStyle w:val="Heading1"/>
+        <w:spacing w:before="280" w:after="80"/>
+      </w:pPr>
+      <w:r>
         <w:t>[SECTION: BOT PERSONA &amp; GUARDRAILS]</w:t>
       </w:r>
     </w:p>
